--- a/Blockchain Report.docx
+++ b/Blockchain Report.docx
@@ -92,7 +92,7 @@
     <w:p>
       <w:r>
         <w:pict w14:anchorId="50F6BDC0">
-          <v:rect id="_x0000_i1073" style="width:0;height:1.5pt" o:hralign="center" o:hrstd="t" o:hr="t" fillcolor="#a0a0a0" stroked="f"/>
+          <v:rect id="_x0000_i1025" style="width:0;height:1.5pt" o:hralign="center" o:hrstd="t" o:hr="t" fillcolor="#a0a0a0" stroked="f"/>
         </w:pict>
       </w:r>
     </w:p>
@@ -127,7 +127,7 @@
     <w:p>
       <w:r>
         <w:pict w14:anchorId="24DA4C56">
-          <v:rect id="_x0000_i1074" style="width:0;height:1.5pt" o:hralign="center" o:hrstd="t" o:hr="t" fillcolor="#a0a0a0" stroked="f"/>
+          <v:rect id="_x0000_i1026" style="width:0;height:1.5pt" o:hralign="center" o:hrstd="t" o:hr="t" fillcolor="#a0a0a0" stroked="f"/>
         </w:pict>
       </w:r>
     </w:p>
@@ -154,7 +154,7 @@
     <w:p>
       <w:r>
         <w:pict w14:anchorId="65AF540F">
-          <v:rect id="_x0000_i1075" style="width:0;height:1.5pt" o:hralign="center" o:hrstd="t" o:hr="t" fillcolor="#a0a0a0" stroked="f"/>
+          <v:rect id="_x0000_i1027" style="width:0;height:1.5pt" o:hralign="center" o:hrstd="t" o:hr="t" fillcolor="#a0a0a0" stroked="f"/>
         </w:pict>
       </w:r>
     </w:p>
@@ -815,7 +815,7 @@
     <w:p>
       <w:r>
         <w:pict w14:anchorId="1238B4F8">
-          <v:rect id="_x0000_i1076" style="width:0;height:1.5pt" o:hralign="center" o:hrstd="t" o:hr="t" fillcolor="#a0a0a0" stroked="f"/>
+          <v:rect id="_x0000_i1028" style="width:0;height:1.5pt" o:hralign="center" o:hrstd="t" o:hr="t" fillcolor="#a0a0a0" stroked="f"/>
         </w:pict>
       </w:r>
     </w:p>
@@ -1834,7 +1834,7 @@
     <w:p>
       <w:r>
         <w:pict w14:anchorId="248348B1">
-          <v:rect id="_x0000_i1077" style="width:0;height:1.5pt" o:hralign="center" o:hrstd="t" o:hr="t" fillcolor="#a0a0a0" stroked="f"/>
+          <v:rect id="_x0000_i1029" style="width:0;height:1.5pt" o:hralign="center" o:hrstd="t" o:hr="t" fillcolor="#a0a0a0" stroked="f"/>
         </w:pict>
       </w:r>
     </w:p>
@@ -1973,7 +1973,7 @@
     <w:p>
       <w:r>
         <w:pict w14:anchorId="5B88636C">
-          <v:rect id="_x0000_i1078" style="width:0;height:1.5pt" o:hralign="center" o:hrstd="t" o:hr="t" fillcolor="#a0a0a0" stroked="f"/>
+          <v:rect id="_x0000_i1030" style="width:0;height:1.5pt" o:hralign="center" o:hrstd="t" o:hr="t" fillcolor="#a0a0a0" stroked="f"/>
         </w:pict>
       </w:r>
     </w:p>
@@ -2235,7 +2235,7 @@
     <w:p>
       <w:r>
         <w:pict w14:anchorId="1A5B1E1F">
-          <v:rect id="_x0000_i1079" style="width:0;height:1.5pt" o:hralign="center" o:hrstd="t" o:hr="t" fillcolor="#a0a0a0" stroked="f"/>
+          <v:rect id="_x0000_i1031" style="width:0;height:1.5pt" o:hralign="center" o:hrstd="t" o:hr="t" fillcolor="#a0a0a0" stroked="f"/>
         </w:pict>
       </w:r>
     </w:p>
@@ -2600,7 +2600,7 @@
     <w:p>
       <w:r>
         <w:pict w14:anchorId="349F56B7">
-          <v:rect id="_x0000_i1080" style="width:0;height:1.5pt" o:hralign="center" o:hrstd="t" o:hr="t" fillcolor="#a0a0a0" stroked="f"/>
+          <v:rect id="_x0000_i1032" style="width:0;height:1.5pt" o:hralign="center" o:hrstd="t" o:hr="t" fillcolor="#a0a0a0" stroked="f"/>
         </w:pict>
       </w:r>
     </w:p>
@@ -2641,6 +2641,148 @@
       </w:r>
     </w:p>
     <w:p/>
+    <w:p>
+      <w:r>
+        <w:rPr>
+          <w:noProof/>
+        </w:rPr>
+        <w:lastRenderedPageBreak/>
+        <w:drawing>
+          <wp:inline distT="0" distB="0" distL="0" distR="0" wp14:anchorId="1459CE69" wp14:editId="20ADF3EF">
+            <wp:extent cx="5943600" cy="2940685"/>
+            <wp:effectExtent l="0" t="0" r="0" b="0"/>
+            <wp:docPr id="1451878009" name="Picture 1"/>
+            <wp:cNvGraphicFramePr>
+              <a:graphicFrameLocks xmlns:a="http://schemas.openxmlformats.org/drawingml/2006/main" noChangeAspect="1"/>
+            </wp:cNvGraphicFramePr>
+            <a:graphic xmlns:a="http://schemas.openxmlformats.org/drawingml/2006/main">
+              <a:graphicData uri="http://schemas.openxmlformats.org/drawingml/2006/picture">
+                <pic:pic xmlns:pic="http://schemas.openxmlformats.org/drawingml/2006/picture">
+                  <pic:nvPicPr>
+                    <pic:cNvPr id="1451878009" name="Picture 1451878009"/>
+                    <pic:cNvPicPr/>
+                  </pic:nvPicPr>
+                  <pic:blipFill>
+                    <a:blip r:embed="rId7" cstate="print">
+                      <a:extLst>
+                        <a:ext uri="{28A0092B-C50C-407E-A947-70E740481C1C}">
+                          <a14:useLocalDpi xmlns:a14="http://schemas.microsoft.com/office/drawing/2010/main" val="0"/>
+                        </a:ext>
+                      </a:extLst>
+                    </a:blip>
+                    <a:stretch>
+                      <a:fillRect/>
+                    </a:stretch>
+                  </pic:blipFill>
+                  <pic:spPr>
+                    <a:xfrm>
+                      <a:off x="0" y="0"/>
+                      <a:ext cx="5943600" cy="2940685"/>
+                    </a:xfrm>
+                    <a:prstGeom prst="rect">
+                      <a:avLst/>
+                    </a:prstGeom>
+                  </pic:spPr>
+                </pic:pic>
+              </a:graphicData>
+            </a:graphic>
+          </wp:inline>
+        </w:drawing>
+      </w:r>
+      <w:r>
+        <w:rPr>
+          <w:noProof/>
+        </w:rPr>
+        <w:drawing>
+          <wp:inline distT="0" distB="0" distL="0" distR="0" wp14:anchorId="3B4336CB" wp14:editId="38D8C3FB">
+            <wp:extent cx="3594285" cy="4972306"/>
+            <wp:effectExtent l="0" t="0" r="6350" b="0"/>
+            <wp:docPr id="998629684" name="Picture 2"/>
+            <wp:cNvGraphicFramePr>
+              <a:graphicFrameLocks xmlns:a="http://schemas.openxmlformats.org/drawingml/2006/main" noChangeAspect="1"/>
+            </wp:cNvGraphicFramePr>
+            <a:graphic xmlns:a="http://schemas.openxmlformats.org/drawingml/2006/main">
+              <a:graphicData uri="http://schemas.openxmlformats.org/drawingml/2006/picture">
+                <pic:pic xmlns:pic="http://schemas.openxmlformats.org/drawingml/2006/picture">
+                  <pic:nvPicPr>
+                    <pic:cNvPr id="998629684" name="Picture 998629684"/>
+                    <pic:cNvPicPr/>
+                  </pic:nvPicPr>
+                  <pic:blipFill>
+                    <a:blip r:embed="rId8">
+                      <a:extLst>
+                        <a:ext uri="{28A0092B-C50C-407E-A947-70E740481C1C}">
+                          <a14:useLocalDpi xmlns:a14="http://schemas.microsoft.com/office/drawing/2010/main" val="0"/>
+                        </a:ext>
+                      </a:extLst>
+                    </a:blip>
+                    <a:stretch>
+                      <a:fillRect/>
+                    </a:stretch>
+                  </pic:blipFill>
+                  <pic:spPr>
+                    <a:xfrm>
+                      <a:off x="0" y="0"/>
+                      <a:ext cx="3594285" cy="4972306"/>
+                    </a:xfrm>
+                    <a:prstGeom prst="rect">
+                      <a:avLst/>
+                    </a:prstGeom>
+                  </pic:spPr>
+                </pic:pic>
+              </a:graphicData>
+            </a:graphic>
+          </wp:inline>
+        </w:drawing>
+      </w:r>
+      <w:r>
+        <w:rPr>
+          <w:noProof/>
+        </w:rPr>
+        <w:lastRenderedPageBreak/>
+        <w:drawing>
+          <wp:inline distT="0" distB="0" distL="0" distR="0" wp14:anchorId="49D8EFFE" wp14:editId="6EE34A80">
+            <wp:extent cx="3651438" cy="5715294"/>
+            <wp:effectExtent l="0" t="0" r="6350" b="0"/>
+            <wp:docPr id="492306664" name="Picture 3"/>
+            <wp:cNvGraphicFramePr>
+              <a:graphicFrameLocks xmlns:a="http://schemas.openxmlformats.org/drawingml/2006/main" noChangeAspect="1"/>
+            </wp:cNvGraphicFramePr>
+            <a:graphic xmlns:a="http://schemas.openxmlformats.org/drawingml/2006/main">
+              <a:graphicData uri="http://schemas.openxmlformats.org/drawingml/2006/picture">
+                <pic:pic xmlns:pic="http://schemas.openxmlformats.org/drawingml/2006/picture">
+                  <pic:nvPicPr>
+                    <pic:cNvPr id="492306664" name="Picture 492306664"/>
+                    <pic:cNvPicPr/>
+                  </pic:nvPicPr>
+                  <pic:blipFill>
+                    <a:blip r:embed="rId9">
+                      <a:extLst>
+                        <a:ext uri="{28A0092B-C50C-407E-A947-70E740481C1C}">
+                          <a14:useLocalDpi xmlns:a14="http://schemas.microsoft.com/office/drawing/2010/main" val="0"/>
+                        </a:ext>
+                      </a:extLst>
+                    </a:blip>
+                    <a:stretch>
+                      <a:fillRect/>
+                    </a:stretch>
+                  </pic:blipFill>
+                  <pic:spPr>
+                    <a:xfrm>
+                      <a:off x="0" y="0"/>
+                      <a:ext cx="3651438" cy="5715294"/>
+                    </a:xfrm>
+                    <a:prstGeom prst="rect">
+                      <a:avLst/>
+                    </a:prstGeom>
+                  </pic:spPr>
+                </pic:pic>
+              </a:graphicData>
+            </a:graphic>
+          </wp:inline>
+        </w:drawing>
+      </w:r>
+    </w:p>
     <w:sectPr>
       <w:pgSz w:w="12240" w:h="15840"/>
       <w:pgMar w:top="1440" w:right="1440" w:bottom="1440" w:left="1440" w:header="720" w:footer="720" w:gutter="0"/>
@@ -3375,6 +3517,7 @@
   <w:style w:type="character" w:default="1" w:styleId="DefaultParagraphFont">
     <w:name w:val="Default Paragraph Font"/>
     <w:uiPriority w:val="1"/>
+    <w:semiHidden/>
     <w:unhideWhenUsed/>
   </w:style>
   <w:style w:type="table" w:default="1" w:styleId="TableNormal">
